--- a/일본판/3부/3부_8화_질문주의서.docx
+++ b/일본판/3부/3부_8화_질문주의서.docx
@@ -92,7 +92,7 @@
           <w:color w:val="555555"/>
           <w:sz w:val="22"/>
         </w:rPr>
-        <w:t>(2022年2月7日(月)、午前8時40分。衆議院第一議員会館、五階の一室。窓の外に国会議事堂の屋根が、冬の薄い光の中に見える。机の上に、段ボール箱から出した書類の山と、百円ショップの小さなポット。入口のネームプレートは、まだ新しい。「真壁 遼」。秘書の長岡美優が、スマートフォンを片手に、メモ帳を開いている。)</w:t>
+        <w:t>(2022年2月7日(月)午前8時40分。衆議院第一議員会館、五階の一室。窓の外に国会議事堂の屋根が冬の薄い光の中に見える。机の上に、段ボール箱から出した書類の山と百円ショップの小さなポット。入口のネームプレートはまだ新しい。「真壁 遼」。秘書の長岡美優がスマートフォンを片手にメモ帳を開いている。)</w:t>
       </w:r>
     </w:p>
     <w:p>
@@ -115,7 +115,7 @@
           <w:i w:val="0"/>
           <w:sz w:val="22"/>
         </w:rPr>
-        <w:t>おはようございます、先生。今日の予定、先に確認させてください。十時、予算委員会の理事懇談会に陪席。十三時、地元の農協の方の陳情。十五時、法制局との打ち合わせ。それと、高裁の判決、あさっての十日で、間違いないですね。</w:t>
+        <w:t>おはようございます、先生。今日の予定を先に確認させてください。十時、予算委員会の理事懇談会に陪席。十三時、地元の農協の方の陳情。十五時、法制局との打ち合わせ。それと、高裁の判決はあさって十日で間違いないですね。</w:t>
       </w:r>
     </w:p>
     <w:p>
@@ -138,7 +138,7 @@
           <w:i w:val="0"/>
           <w:sz w:val="22"/>
         </w:rPr>
-        <w:t>木曜日の、午後一時十五分です。東京高等裁判所、第十二民事部。</w:t>
+        <w:t>木曜日の午後一時十五分です。東京高等裁判所、第十二民事部。</w:t>
       </w:r>
     </w:p>
     <w:p>
@@ -184,7 +184,7 @@
           <w:i w:val="0"/>
           <w:sz w:val="22"/>
         </w:rPr>
-        <w:t>行きます。ただし、傍聴席に。原告の代理人席には、土井さんが座ります。</w:t>
+        <w:t>行きます。ただし傍聴席に。原告の代理人席には土井さんが座ります。</w:t>
       </w:r>
     </w:p>
     <w:p>
@@ -207,7 +207,7 @@
           <w:i w:val="0"/>
           <w:sz w:val="22"/>
         </w:rPr>
-        <w:t>先生は、弁護士ですのに。</w:t>
+        <w:t>先生は弁護士ですのに。</w:t>
       </w:r>
     </w:p>
     <w:p>
@@ -230,7 +230,7 @@
           <w:i w:val="0"/>
           <w:sz w:val="22"/>
         </w:rPr>
-        <w:t>弁護士の資格は、持っています。ただ、国会議員が、国を被告にした裁判の代理人席に座れば、「あの先生は、どちらの立場で国を見ているのか」と、必ず言われます。(ポットのお湯を、湯呑みに注ぐ)名前は、代理人の欄に、残っています。でも、法廷では、後ろに下がることにしました。</w:t>
+        <w:t>弁護士の資格は持っています。ただ、国会議員が国を被告にした裁判の代理人席に座れば、「あの先生はどちらの立場で国を見ているのか」と必ず言われます。(ポットのお湯を湯呑みに注ぐ)名前は代理人の欄に残っています。でも、法廷では後ろに下がることにしました。</w:t>
       </w:r>
     </w:p>
     <w:p>
@@ -276,7 +276,7 @@
           <w:i w:val="0"/>
           <w:sz w:val="22"/>
         </w:rPr>
-        <w:t>長岡さんは、まだ、慣れませんか。先生、という呼ばれ方。</w:t>
+        <w:t>長岡さんは、まだ慣れませんか。先生という呼ばれ方。</w:t>
       </w:r>
     </w:p>
     <w:p>
@@ -299,7 +299,7 @@
           <w:i w:val="0"/>
           <w:sz w:val="22"/>
         </w:rPr>
-        <w:t>慣れてきました。ただ、時々、おかしいなと思います。県庁にいた頃、先生と呼ばれるのは、お医者さんと、議員さんだけでした。いまは、毎日、自分の上司が「先生」で。……あ、すみません、こういう話ではなく。</w:t>
+        <w:t>慣れてきました。ただ、時々おかしいなと思います。県庁にいた頃、先生と呼ばれるのはお医者さんと議員さんだけでした。いまは毎日、自分の上司が「先生」で。……あ、すみません、こういう話ではなく。</w:t>
       </w:r>
     </w:p>
     <w:p>
@@ -322,7 +322,7 @@
           <w:i w:val="0"/>
           <w:sz w:val="22"/>
         </w:rPr>
-        <w:t>いえ。僕も、同じです。地元に帰ると、遠藤さんには、「わけえ先生」と呼ばれます。国会に来ると、「先生」と呼ばれる。同じ二文字で、まるで違う意味なんです。</w:t>
+        <w:t>いえ。僕も同じです。地元に帰ると、遠藤さんには「わけえ先生」と呼ばれます。国会に来ると「先生」と呼ばれる。同じ二文字で、まるで違う意味なんです。</w:t>
       </w:r>
     </w:p>
     <w:p>
@@ -345,7 +345,7 @@
           <w:i w:val="0"/>
           <w:sz w:val="22"/>
         </w:rPr>
-        <w:t>どっちが、重いですか。</w:t>
+        <w:t>どっちが重いですか。</w:t>
       </w:r>
     </w:p>
     <w:p>
@@ -368,7 +368,7 @@
           <w:i w:val="0"/>
           <w:sz w:val="22"/>
         </w:rPr>
-        <w:t>遠藤さんの方です。あれは、「わけえ」が付いて、初めて、「先生」になる。(湯呑みを、机の端に置く)……本題に入りましょう。長岡さん、質問主意書というものを、僕よりも、よく知っていると聞きました。</w:t>
+        <w:t>遠藤さんの方です。あれは「わけえ」が付いて初めて「先生」になる。(湯呑みを机の端に置く)……本題に入りましょう。長岡さん、質問主意書というものを僕よりよく知っていると聞きました。</w:t>
       </w:r>
     </w:p>
     <w:p>
@@ -391,7 +391,7 @@
           <w:i w:val="0"/>
           <w:sz w:val="22"/>
         </w:rPr>
-        <w:t>県庁にいた頃、国会対応の係で、答弁書の下書きを何度も書かされました。(少し苦笑して)だから、受け取る側の気持ちは、少し分かります。</w:t>
+        <w:t>県庁にいた頃、国会対応の係で答弁書の下書きを何度も書かされました。(少し苦笑して)だから、受け取る側の気持ちは少し分かります。</w:t>
       </w:r>
     </w:p>
     <w:p>
@@ -414,7 +414,7 @@
           <w:i w:val="0"/>
           <w:sz w:val="22"/>
         </w:rPr>
-        <w:t>教えてください。受け取った側は、どう動くのか。</w:t>
+        <w:t>教えてください。受け取った側はどう動くのか。</w:t>
       </w:r>
     </w:p>
     <w:p>
@@ -437,7 +437,7 @@
           <w:i w:val="0"/>
           <w:sz w:val="22"/>
         </w:rPr>
-        <w:t>はい。まず、議員が文書で質問を作る。議長に提出して、議長が内閣に送る。内閣法七十五条です。内閣は、受け取った日から七日以内に、答弁書を出さなければならない。出せないときは、その理由と、出せる期限を、先に示す。</w:t>
+        <w:t>はい。まず議員が文書で質問を作る。議長に提出して、議長が内閣に送る。内閣法七十五条です。内閣は受け取った日から七日以内に答弁書を出さなければならない。出せないときは、その理由と出せる期限を先に示す。</w:t>
       </w:r>
     </w:p>
     <w:p>
@@ -483,7 +483,7 @@
           <w:i w:val="0"/>
           <w:sz w:val="22"/>
         </w:rPr>
-        <w:t>ほとんどの場合、「答弁延期通知」が、一度、来ます。そして、各省庁が、答弁書の案を作って、官邸の担当部署で調整して、閣議にかける。答弁書は、「閣議決定」の形で、返ってきます。つまり、個人の役人の言葉ではなく、内閣全体の、公式な言葉になる。</w:t>
+        <w:t>ほとんどの場合、「答弁延期通知」が一度来ます。そして各省庁が答弁書の案を作って、官邸の担当部署で調整して、閣議にかける。答弁書は「閣議決定」の形で返ってきます。つまり、個人の役人の言葉ではなく、内閣全体の公式な言葉になる。</w:t>
       </w:r>
     </w:p>
     <w:p>
@@ -506,7 +506,7 @@
           <w:i w:val="0"/>
           <w:sz w:val="22"/>
         </w:rPr>
-        <w:t>内閣全体の、言葉。</w:t>
+        <w:t>内閣全体の言葉。</w:t>
       </w:r>
     </w:p>
     <w:p>
@@ -529,7 +529,7 @@
           <w:i w:val="0"/>
           <w:sz w:val="22"/>
         </w:rPr>
-        <w:t>はい。だから、意外と、短い言葉の中に、政府の本音が出ます。「答える」にしても、「答えない」にしても。</w:t>
+        <w:t>はい。だから意外と、短い言葉の中に政府の本音が出ます。「答える」にしても「答えない」にしても。</w:t>
       </w:r>
     </w:p>
     <w:p>
@@ -559,7 +559,7 @@
           <w:color w:val="555555"/>
           <w:sz w:val="22"/>
         </w:rPr>
-        <w:t>(2月10日(木)、午後0時50分。霞が関、東京高等裁判所の正面玄関。寒い風。「真壁 遼」の議員バッジは、コートの内ポケットにしまってある。傍聴券は、朝から並んだ茜と三浦が、数枚確保していた。遠藤は、車椅子で、酸素ボンベを膝に載せ、大城と和代、翔太に囲まれている。)</w:t>
+        <w:t>(2月10日(木)午後0時50分。霞が関、東京高等裁判所の正面玄関。寒い風。「真壁 遼」の議員バッジはコートの内ポケットにしまってある。傍聴券は、朝から並んだ茜と三浦が数枚確保していた。遠藤は車椅子で酸素ボンベを膝に載せ、大城と和代、翔太に囲まれている。)</w:t>
       </w:r>
     </w:p>
     <w:p>
@@ -574,7 +574,7 @@
           <w:color w:val="555555"/>
           <w:sz w:val="22"/>
         </w:rPr>
-        <w:t>(午後一時十五分。法廷。傍聴席は満席で、廊下まで人が並んでいる。原告席に茜と宇佐美。被控訴人側に、細川と大槻。裁判長・宗像は、六十代、頬のこけた、小柄な人。)</w:t>
+        <w:t>(午後一時十五分。法廷。傍聴席は満席で、廊下まで人が並んでいる。原告席に茜と宇佐美。被控訴人側に細川と大槻。裁判長の宗像は六十代、頬のこけた小柄な人。)</w:t>
       </w:r>
     </w:p>
     <w:p>
@@ -597,7 +597,7 @@
           <w:i w:val="0"/>
           <w:sz w:val="22"/>
         </w:rPr>
-        <w:t>令和三年(ネ)第……号、損害賠償請求控訴事件。判決を、言い渡します。</w:t>
+        <w:t>令和三年(ネ)第……号、損害賠償請求控訴事件。判決を言い渡します。</w:t>
       </w:r>
     </w:p>
     <w:p>
@@ -612,7 +612,7 @@
           <w:color w:val="555555"/>
           <w:sz w:val="22"/>
         </w:rPr>
-        <w:t>(法廷が、静まる。宗像が、眼鏡を直す。)</w:t>
+        <w:t>(法廷が静まる。宗像が眼鏡を直す。)</w:t>
       </w:r>
     </w:p>
     <w:p>
@@ -635,7 +635,7 @@
           <w:i w:val="0"/>
           <w:sz w:val="22"/>
         </w:rPr>
-        <w:t>主文。一、原判決を、次のとおり、変更する。二、被控訴人奥浜電力は、控訴人らに対し、原判決の認容額を、支払え。三、被控訴人国は、被控訴人奥浜電力と連帯して、前項の損害のうち、二分の一の限度で、支払え。</w:t>
+        <w:t>主文。一、原判決を次のとおり変更する。二、被控訴人奥浜電力は、控訴人らに対し、原判決の認容額を支払え。三、被控訴人国は、被控訴人奥浜電力と連帯して、前項の損害のうち二分の一の限度で支払え。</w:t>
       </w:r>
     </w:p>
     <w:p>
@@ -650,7 +650,7 @@
           <w:color w:val="555555"/>
           <w:sz w:val="22"/>
         </w:rPr>
-        <w:t>(茜の肩が、びくりと揺れる。傍聴席の後方で、誰かの息を呑む音。細川の顔は、動かない。)</w:t>
+        <w:t>(茜の肩がびくりと揺れる。傍聴席の後方で誰かの息を呑む音。細川の顔は動かない。)</w:t>
       </w:r>
     </w:p>
     <w:p>
@@ -673,7 +673,7 @@
           <w:i w:val="0"/>
           <w:sz w:val="22"/>
         </w:rPr>
-        <w:t>理由の要旨を、述べます。……国は、二〇〇二年の、国の機関による長期評価を、知っていた。二〇〇八年の三月に、被控訴人奥浜電力が、津波の水位を、十四・二メートルと試算していたことも、国の担当部局は、二〇〇七年の非公開の会合の記録に照らして、少なくとも、その可能性を、認識し得た。国は、規制権限を、適切に、行使しなかった。それは、許容される裁量の範囲を、著しく、逸脱している。</w:t>
+        <w:t>理由の要旨を述べます。……国は、二〇〇二年の国の機関による長期評価を知っていた。二〇〇八年の三月に被控訴人奥浜電力が津波の水位を十四・二メートルと試算していたことも、国の担当部局は、二〇〇七年の非公開の会合の記録に照らして、少なくともその可能性を認識し得た。国は規制権限を適切に行使しなかった。それは許容される裁量の範囲を著しく逸脱している。</w:t>
       </w:r>
     </w:p>
     <w:p>
@@ -688,7 +688,7 @@
           <w:color w:val="555555"/>
           <w:sz w:val="22"/>
         </w:rPr>
-        <w:t>(遠藤の指が、車椅子の肘掛けを、強く握る。)</w:t>
+        <w:t>(遠藤の指が車椅子の肘掛けを強く握る。)</w:t>
       </w:r>
     </w:p>
     <w:p>
@@ -711,7 +711,7 @@
           <w:i w:val="0"/>
           <w:sz w:val="22"/>
         </w:rPr>
-        <w:t>当裁判所は、原審と異なり、国の規制権限不行使を、国家賠償法一条一項にいう違法と、認める。ただし、国の責任は、第一次的には、事業者にある。そこで、国の責任は、損害の二分の一に、限る。……以上。</w:t>
+        <w:t>当裁判所は、原審と異なり、国の規制権限不行使を国家賠償法一条一項にいう違法と認める。ただし、国の責任は第一次的には事業者にある。そこで、国の責任は損害の二分の一に限る。……以上。</w:t>
       </w:r>
     </w:p>
     <w:p>
@@ -726,7 +726,7 @@
           <w:color w:val="555555"/>
           <w:sz w:val="22"/>
         </w:rPr>
-        <w:t>(宗像が、もう一度、眼鏡の位置を直す。正面を向いたまま。)</w:t>
+        <w:t>(宗像がもう一度、眼鏡の位置を直す。正面を向いたまま。)</w:t>
       </w:r>
     </w:p>
     <w:p>
@@ -749,7 +749,7 @@
           <w:i w:val="0"/>
           <w:sz w:val="22"/>
         </w:rPr>
-        <w:t>なお、付言します。この判決は、国が責任を負うことを、確認したものであって、責任を負うべき人が、すべて、いなくなったことを、意味するものではありません。裁判所は、この十一年の間に、この国が、この問いに、何度、向き合う機会を持ったかを、考えています。以上で、閉廷します。</w:t>
+        <w:t>なお、付言します。この判決は、国が責任を負うことを確認したものであって、責任を負うべき人がすべていなくなったことを意味するものではありません。裁判所は、この十一年の間に、この国がこの問いに何度向き合う機会を持ったかを考えています。以上で閉廷します。</w:t>
       </w:r>
     </w:p>
     <w:p>
@@ -764,7 +764,7 @@
           <w:color w:val="555555"/>
           <w:sz w:val="22"/>
         </w:rPr>
-        <w:t>(誰も、動かない。やがて、傍聴席の最前列から、小さな、ほとんど聞こえない音がする。遠藤が、手を叩いている。一度。二度。ゆっくり。)</w:t>
+        <w:t>(誰も動かない。やがて傍聴席の最前列から、小さな、ほとんど聞こえない音がする。遠藤が手を叩いている。一度。二度。ゆっくり。)</w:t>
       </w:r>
     </w:p>
     <w:p>
@@ -787,7 +787,7 @@
           <w:i w:val="0"/>
           <w:sz w:val="22"/>
         </w:rPr>
-        <w:t>……ああ。国が、悪いって、言ったか。</w:t>
+        <w:t>……ああ。国が悪いって、言ったか。</w:t>
       </w:r>
     </w:p>
     <w:p>
@@ -825,7 +825,7 @@
           <w:color w:val="555555"/>
           <w:sz w:val="22"/>
         </w:rPr>
-        <w:t>(廊下に出る。茜が、遼の前に駆け寄る。)</w:t>
+        <w:t>(廊下に出る。茜が遼の前に駆け寄る。)</w:t>
       </w:r>
     </w:p>
     <w:p>
@@ -871,7 +871,7 @@
           <w:i w:val="0"/>
           <w:sz w:val="22"/>
         </w:rPr>
-        <w:t>ええ。聞いていました。(茜の肩に、手を置く)お疲れさまでした。土井さん、そして、宇佐美先生。</w:t>
+        <w:t>ええ。聞いていました。(茜の肩に手を置く)お疲れさまでした。土井さん、そして宇佐美先生。</w:t>
       </w:r>
     </w:p>
     <w:p>
@@ -886,7 +886,7 @@
           <w:color w:val="555555"/>
           <w:sz w:val="22"/>
         </w:rPr>
-        <w:t>(廊下の向こうを、傘を畳んだ細川が、無言で、足早に通り過ぎる。法務省の同僚と、低い声で、何かを話している。「上告……」という単語だけが、拾える。)</w:t>
+        <w:t>(廊下の向こうを、傘を畳んだ細川が無言で足早に通り過ぎる。法務省の同僚と低い声で何かを話している。「上告……」という単語だけが拾える。)</w:t>
       </w:r>
     </w:p>
     <w:p>
@@ -916,7 +916,7 @@
           <w:color w:val="555555"/>
           <w:sz w:val="22"/>
         </w:rPr>
-        <w:t>(2月16日(水)、午後9時。議員会館。二日前に、法務省が、報道各社に、「上告の方向で検討している」と、コメントしたニュースが、流れた。部屋の電気は、まだ、消えていない。机の上に、ホワイトボードと、赤い付箋。美優が、パソコンの前。遼は、椅子の背に、手をかけて立っている。)</w:t>
+        <w:t>(2月16日(水)午後9時。議員会館。二日前に、法務省が報道各社に「上告の方向で検討している」とコメントしたニュースが流れた。部屋の電気はまだ消えていない。机の上にホワイトボードと赤い付箋。美優がパソコンの前。遼は椅子の背に手をかけて立っている。)</w:t>
       </w:r>
     </w:p>
     <w:p>
@@ -939,7 +939,7 @@
           <w:i w:val="0"/>
           <w:sz w:val="22"/>
         </w:rPr>
-        <w:t>先生。これが、第三稿です。質問の数は、六つ。</w:t>
+        <w:t>先生。これが第三稿です。質問の数は六つ。</w:t>
       </w:r>
     </w:p>
     <w:p>
@@ -995,7 +995,7 @@
           <w:i w:val="0"/>
           <w:sz w:val="22"/>
         </w:rPr>
-        <w:t>「一、昭和五十三年以降の、原子力施設の津波に関する、国の規制権限行使の、経緯について。二、平成十九年(二〇〇七年)の、事業者との非公開の会合の議事メモについて、現在の、保存状況を、明らかにされたい。三、平成二十年(二〇〇八年)三月の、事業者による、津波水位の試算結果の数値を、国が、いつ、どの部局が、知り得たか、明らかにされたい。四、……」</w:t>
+        <w:t>「一、昭和五十三年以降の原子力施設の津波に関する、国の規制権限行使の経緯について。二、平成十九年(二〇〇七年)の事業者との非公開の会合の議事メモについて、現在の保存状況を明らかにされたい。三、平成二十年(二〇〇八年)三月の事業者による津波水位の試算結果の数値を、国がいつ、どの部局が知り得たか、明らかにされたい。四、……」</w:t>
       </w:r>
     </w:p>
     <w:p>
@@ -1018,7 +1018,7 @@
           <w:i w:val="0"/>
           <w:sz w:val="22"/>
         </w:rPr>
-        <w:t>三つ目で、止めてください。「知り得たか」は、逃げ道が多い。</w:t>
+        <w:t>三つ目で止めてください。「知り得たか」は逃げ道が多い。</w:t>
       </w:r>
     </w:p>
     <w:p>
@@ -1041,7 +1041,7 @@
           <w:i w:val="0"/>
           <w:sz w:val="22"/>
         </w:rPr>
-        <w:t>では、「記録に、残っているか」と、聞きましょう。「知っていたか」は内心の問題ですが、記録は事実です。答弁書は、「ある」か「確認できていない」か、どちらかしかありません。</w:t>
+        <w:t>では「記録に残っているか」と聞きましょう。「知っていたか」は内心の問題ですが、記録は事実です。答弁書は「ある」か「確認できていない」か、どちらかしかありません。</w:t>
       </w:r>
     </w:p>
     <w:p>
@@ -1133,7 +1133,7 @@
           <w:i w:val="0"/>
           <w:sz w:val="22"/>
         </w:rPr>
-        <w:t>四つ目、政府は、本判決に対し、上告する方針の、法的な根拠を、明らかにされたい。五つ目、国家賠償法一条一項の、規制権限不行使に関する、政府の見解を、明らかにされたい。六つ目、……「ふるさと喪失」の、損害を、政府が、どう評価するか。</w:t>
+        <w:t>四つ目、政府は本判決に対し上告する方針の法的な根拠を明らかにされたい。五つ目、国家賠償法一条一項の規制権限不行使に関する政府の見解を明らかにされたい。六つ目、……「ふるさと喪失」の損害を政府がどう評価するか。</w:t>
       </w:r>
     </w:p>
     <w:p>
@@ -1171,7 +1171,7 @@
           <w:color w:val="555555"/>
           <w:sz w:val="22"/>
         </w:rPr>
-        <w:t>(扉が、小さくノックされる。榊が、顔を出す。)</w:t>
+        <w:t>(扉が小さくノックされる。榊が顔を出す。)</w:t>
       </w:r>
     </w:p>
     <w:p>
@@ -1194,7 +1194,7 @@
           <w:i w:val="0"/>
           <w:sz w:val="22"/>
         </w:rPr>
-        <w:t>先生。幹事長室から、ご連絡がございました。「質問主意書の件は、承知している。出す前に、文案を一度見せていただけると、ありがたい」と。慣行で、義務ではございません。……いかがいたしますか。</w:t>
+        <w:t>先生。幹事長室からご連絡がございました。「質問主意書の件は承知している。出す前に文案を一度見せていただけるとありがたい」と。慣行で、義務ではございません。……いかがいたしますか。</w:t>
       </w:r>
     </w:p>
     <w:p>
@@ -1217,7 +1217,7 @@
           <w:i w:val="0"/>
           <w:sz w:val="22"/>
         </w:rPr>
-        <w:t>榊さん。僕が、出す前に見せれば、答弁書は、きっと、いくらか、柔らかくなります。見せなければ、固くなる。</w:t>
+        <w:t>榊さん。僕が出す前に見せれば、答弁書はきっといくらか柔らかくなります。見せなければ固くなる。</w:t>
       </w:r>
     </w:p>
     <w:p>
@@ -1263,7 +1263,7 @@
           <w:i w:val="0"/>
           <w:sz w:val="22"/>
         </w:rPr>
-        <w:t>見せません。ただし、工藤さんに、一言、伝えてください。「質問主意書は、議員の権利です。党への、お願いではありません。ただ、出した後に、お時間をいただいて、ご報告に、伺います」と。</w:t>
+        <w:t>見せません。ただし、工藤さんに一言伝えてください。「質問主意書は議員の権利です。党へのお願いではありません。ただ、出した後にお時間をいただいて、ご報告に伺います」と。</w:t>
       </w:r>
     </w:p>
     <w:p>
@@ -1342,7 +1342,7 @@
           <w:i w:val="0"/>
           <w:sz w:val="22"/>
         </w:rPr>
-        <w:t>長岡さん。文案を、印刷してください。二十部。……明日の朝、議長に、提出します。</w:t>
+        <w:t>長岡さん。文案を印刷してください。二十部。……明日の朝、議長に提出します。</w:t>
       </w:r>
     </w:p>
     <w:p>
@@ -1380,7 +1380,7 @@
           <w:color w:val="555555"/>
           <w:sz w:val="22"/>
         </w:rPr>
-        <w:t>(美優が、印刷ボタンを押す。プリンターが、静かに唸り出す。)</w:t>
+        <w:t>(美優が印刷ボタンを押す。プリンターが静かに唸り出す。)</w:t>
       </w:r>
     </w:p>
     <w:p>
@@ -1410,7 +1410,7 @@
           <w:color w:val="555555"/>
           <w:sz w:val="22"/>
         </w:rPr>
-        <w:t>(2月18日(金)、午後6時。議員会館の裏手、銀杏並木の、ベンチ。街灯が、まだ点いたばかり。質問主意書は、昨日、議長に提出された。遼が、コンビニの缶コーヒーを二つ持って、ベンチに腰を下ろす。隣に、黒いコートの男が、一人、遅れて座る。)</w:t>
+        <w:t>(2月18日(金)午後6時。議員会館の裏手、銀杏並木のベンチ。街灯がまだ点いたばかり。質問主意書は昨日、議長に提出された。遼がコンビニの缶コーヒーを二つ持ってベンチに腰を下ろす。隣に黒いコートの男が一人、遅れて座る。)</w:t>
       </w:r>
     </w:p>
     <w:p>
@@ -1456,7 +1456,7 @@
           <w:i w:val="0"/>
           <w:sz w:val="22"/>
         </w:rPr>
-        <w:t>神崎さん。……いえ、僕が、早く来ただけです。</w:t>
+        <w:t>神崎さん。……いえ、僕が早く来ただけです。</w:t>
       </w:r>
     </w:p>
     <w:p>
@@ -1489,7 +1489,7 @@
           <w:i w:val="0"/>
           <w:sz w:val="22"/>
         </w:rPr>
-        <w:t>警察庁の、庶務の用で、近くまで来ておりました。偶然でございます。</w:t>
+        <w:t>警察庁の庶務の用で、近くまで来ておりました。偶然でございます。</w:t>
       </w:r>
     </w:p>
     <w:p>
@@ -1535,7 +1535,7 @@
           <w:i w:val="0"/>
           <w:sz w:val="22"/>
         </w:rPr>
-        <w:t>ええ。(わずかに笑う)偶然、と、お呼びください。私は、今日、先生と、会っておりません。</w:t>
+        <w:t>ええ。(わずかに笑う)偶然とお呼びください。私は今日、先生と会っておりません。</w:t>
       </w:r>
     </w:p>
     <w:p>
@@ -1573,7 +1573,7 @@
           <w:color w:val="555555"/>
           <w:sz w:val="22"/>
         </w:rPr>
-        <w:t>(風が、銀杏の枝を鳴らす。神崎が、缶のプルタブを、ゆっくり引く。)</w:t>
+        <w:t>(風が銀杏の枝を鳴らす。神崎が缶のプルタブをゆっくり引く。)</w:t>
       </w:r>
     </w:p>
     <w:p>
@@ -1596,7 +1596,7 @@
           <w:i w:val="0"/>
           <w:sz w:val="22"/>
         </w:rPr>
-        <w:t>質問主意書を、拝見いたしました。公開されましたので。</w:t>
+        <w:t>質問主意書を拝見いたしました。公開されましたので。</w:t>
       </w:r>
     </w:p>
     <w:p>
@@ -1619,7 +1619,7 @@
           <w:i w:val="0"/>
           <w:sz w:val="22"/>
         </w:rPr>
-        <w:t>答弁書は、どうなりますか。</w:t>
+        <w:t>答弁書はどうなりますか。</w:t>
       </w:r>
     </w:p>
     <w:p>
@@ -1642,7 +1642,7 @@
           <w:i w:val="0"/>
           <w:sz w:val="22"/>
         </w:rPr>
-        <w:t>先生。これは、私の、一般論です。答弁書は、各省の課長補佐が、朝まで書き、課長、局長、官房、官邸と、直されるたびに、「踏み込んだ言葉」が、一つ消えます。最後には、「差し控える」だけが、残る。</w:t>
+        <w:t>先生。これは私の一般論です。答弁書は各省の課長補佐が朝まで書き、課長、局長、官房、官邸と直されるたびに「踏み込んだ言葉」が一つ消えます。最後には「差し控える」だけが残る。</w:t>
       </w:r>
     </w:p>
     <w:p>
@@ -1688,7 +1688,7 @@
           <w:i w:val="0"/>
           <w:sz w:val="22"/>
         </w:rPr>
-        <w:t>「係属中の訴訟に関わる事柄であり、お答えは差し控えたい」。……先生、おそらく、そう書かれます。私が、賭けても、よろしいです。</w:t>
+        <w:t>「係属中の訴訟に関わる事柄であり、お答えは差し控えたい」。……先生、おそらくそう書かれます。私が賭けてもよろしいです。</w:t>
       </w:r>
     </w:p>
     <w:p>
@@ -1711,7 +1711,7 @@
           <w:i w:val="0"/>
           <w:sz w:val="22"/>
         </w:rPr>
-        <w:t>だとすると、僕は、何を、得られますか。</w:t>
+        <w:t>だとすると、僕は何を得られますか。</w:t>
       </w:r>
     </w:p>
     <w:p>
@@ -1734,7 +1734,7 @@
           <w:i w:val="0"/>
           <w:sz w:val="22"/>
         </w:rPr>
-        <w:t>一つ。内閣が、「答えない」と、決めた、という記録。二つ。その文書に、署名した、各省の、名前の並び。三つ。「答えない」と書いた、同じ文書の中で、「答えられる」部分が、何行、あったか。(缶コーヒーを一口)……先生。答弁書の、本当の価値は、「答え」ではなく、「答えなかった部分」にあります。</w:t>
+        <w:t>一つ。内閣が「答えない」と決めたという記録。二つ。その文書に署名した各省の名前の並び。三つ。「答えない」と書いた同じ文書の中で、「答えられる」部分が何行あったか。(缶コーヒーを一口)……先生。答弁書の本当の価値は「答え」ではなく、「答えなかった部分」にあります。</w:t>
       </w:r>
     </w:p>
     <w:p>
@@ -1757,7 +1757,7 @@
           <w:i w:val="0"/>
           <w:sz w:val="22"/>
         </w:rPr>
-        <w:t>何を、どう、使えと。</w:t>
+        <w:t>何を、どう使えと。</w:t>
       </w:r>
     </w:p>
     <w:p>
@@ -1780,7 +1780,7 @@
           <w:i w:val="0"/>
           <w:sz w:val="22"/>
         </w:rPr>
-        <w:t>一つだけ、申し上げます。予算委員会の分科会で、必ず、質問に、立たれますね。</w:t>
+        <w:t>一つだけ申し上げます。予算委員会の分科会で、必ず質問に立たれますね。</w:t>
       </w:r>
     </w:p>
     <w:p>
@@ -1803,7 +1803,7 @@
           <w:i w:val="0"/>
           <w:sz w:val="22"/>
         </w:rPr>
-        <w:t>三月四日、第二分科会で、二十分いただける予定です。</w:t>
+        <w:t>三月四日、第二分科会で二十分いただける予定です。</w:t>
       </w:r>
     </w:p>
     <w:p>
@@ -1826,7 +1826,7 @@
           <w:i w:val="0"/>
           <w:sz w:val="22"/>
         </w:rPr>
-        <w:t>二十分は、短い。ですが、使い方次第で、短くはありません。(缶を置き、前を向いたまま)答弁書に、書かれた「差し控える」を、先に、読み上げるのです。それから、お尋ねになる。「差し控えるとは、答えられないのですか。答えないのですか」と。</w:t>
+        <w:t>二十分は短い。ですが、使い方次第で短くはありません。(缶を置き、前を向いたまま)答弁書に書かれた「差し控える」を先に読み上げるのです。それからお尋ねになる。「差し控えるとは、答えられないのですか。答えないのですか」と。</w:t>
       </w:r>
     </w:p>
     <w:p>
@@ -1849,7 +1849,7 @@
           <w:i w:val="0"/>
           <w:sz w:val="22"/>
         </w:rPr>
-        <w:t>……言葉を、定義させる、と。</w:t>
+        <w:t>……言葉を定義させる、と。</w:t>
       </w:r>
     </w:p>
     <w:p>
@@ -1872,7 +1872,7 @@
           <w:i w:val="0"/>
           <w:sz w:val="22"/>
         </w:rPr>
-        <w:t>定義は、議事録に残ります。それから、先生。「係属中」を、盾にされないように、お尋ねを、組み立てること。「判決の内容」を、聞いては、いけません。「判決の前に、国が、何を、していたか」を、聞くのです。二〇〇七年の会合。二〇〇八年の、数字。これらは、「係属中の訴訟の判断」では、ありません。「行政の、過去の事実」です。</w:t>
+        <w:t>定義は議事録に残ります。それから、先生。「係属中」を盾にされないように、お尋ねを組み立てること。「判決の内容」を聞いてはいけません。「判決の前に、国が何をしていたか」を聞くのです。二〇〇七年の会合。二〇〇八年の数字。これらは「係属中の訴訟の判断」ではありません。「行政の過去の事実」です。</w:t>
       </w:r>
     </w:p>
     <w:p>
@@ -1918,7 +1918,7 @@
           <w:i w:val="0"/>
           <w:sz w:val="22"/>
         </w:rPr>
-        <w:t>そうです。そして、もう一つ。(初めて、真壁の方を向く)先生が、分科会で、潮田さんの文書を、読む場合。国会の中での、発言には、憲法五十一条の、免責が、あります。「院外で、責任を問われない」。……ただし、潮田さんの身の安全は、免責の外側です。</w:t>
+        <w:t>そうです。そして、もう一つ。(初めて真壁の方を向く)先生が分科会で潮田さんの文書を読む場合。国会の中での発言には、憲法五十一条の免責があります。「院外で責任を問われない」。……ただし、潮田さんの身の安全は免責の外側です。</w:t>
       </w:r>
     </w:p>
     <w:p>
@@ -1941,7 +1941,7 @@
           <w:i w:val="0"/>
           <w:sz w:val="22"/>
         </w:rPr>
-        <w:t>潮田さんの名前は、出しません。法廷の記録に、すでにあることだけを、使います。「元電力技術者の、証言」と。</w:t>
+        <w:t>潮田さんの名前は出しません。法廷の記録にすでにあることだけを使います。「元電力技術者の証言」と。</w:t>
       </w:r>
     </w:p>
     <w:p>
@@ -1964,7 +1964,7 @@
           <w:i w:val="0"/>
           <w:sz w:val="22"/>
         </w:rPr>
-        <w:t>それが、よろしいかと。……私が、何も言わなくても、そう、なさったでしょうが。</w:t>
+        <w:t>それがよろしいかと。……私が何も言わなくても、そうなさったでしょうが。</w:t>
       </w:r>
     </w:p>
     <w:p>
@@ -1987,7 +1987,7 @@
           <w:i w:val="0"/>
           <w:sz w:val="22"/>
         </w:rPr>
-        <w:t>いえ。神崎さんに、確かめたかったんです。</w:t>
+        <w:t>いえ。神崎さんに確かめたかったんです。</w:t>
       </w:r>
     </w:p>
     <w:p>
@@ -2011,7 +2011,7 @@
           <w:color w:val="555555"/>
           <w:sz w:val="22"/>
         </w:rPr>
-        <w:t>(わずかに、口元を緩める)</w:t>
+        <w:t>(わずかに口元を緩める)</w:t>
       </w:r>
       <w:r>
         <w:rPr>
@@ -2020,7 +2020,7 @@
           <w:i w:val="0"/>
           <w:sz w:val="22"/>
         </w:rPr>
-        <w:t>天網恢恢、疎にして漏らさず。……役所の文書は、いつか、どこかに、残ります。燃えても、写しは、残る。そう、信じている人間が、私の部署にも、ひとりくらい、おります。</w:t>
+        <w:t>天網恢恢、疎にして漏らさず。……役所の文書は、いつかどこかに残ります。燃えても写しは残る。そう信じている人間が、私の部署にもひとりくらいおります。</w:t>
       </w:r>
     </w:p>
     <w:p>
@@ -2066,7 +2066,7 @@
           <w:i w:val="0"/>
           <w:sz w:val="22"/>
         </w:rPr>
-        <w:t>礼は、結構です。私は、今日、先生に、会っておりません。(立ち上がる)缶コーヒー、ごちそうさまでした。</w:t>
+        <w:t>礼は結構です。私は今日、先生に会っておりません。(立ち上がる)缶コーヒー、ごちそうさまでした。</w:t>
       </w:r>
     </w:p>
     <w:p>
@@ -2081,7 +2081,7 @@
           <w:color w:val="555555"/>
           <w:sz w:val="22"/>
         </w:rPr>
-        <w:t>(神崎の背が、街灯の下を遠ざかる。遼は、冷めかけた缶を、しばらく、両手で包む。)</w:t>
+        <w:t>(神崎の背が街灯の下を遠ざかる。遼は冷めかけた缶をしばらく両手で包む。)</w:t>
       </w:r>
     </w:p>
     <w:p>
@@ -2111,7 +2111,7 @@
           <w:color w:val="555555"/>
           <w:sz w:val="22"/>
         </w:rPr>
-        <w:t>(2月24日(木)に、「答弁延期通知」が、一枚、届いていた。「期限を、三月一日(火)とする」。三月一日、午後四時。議員会館。閣議が終わった一時間後に、内閣から衆議院を経て、答弁書が届く。美優が、紙を一枚、両手で持って、入ってくる。)</w:t>
+        <w:t>(2月24日(木)に「答弁延期通知」が一枚届いていた。「期限を三月一日(火)とする」。三月一日、午後四時。議員会館。閣議が終わった一時間後に、内閣から衆議院を経て答弁書が届く。美優が紙を一枚、両手で持って入ってくる。)</w:t>
       </w:r>
     </w:p>
     <w:p>
@@ -2172,7 +2172,7 @@
           <w:color w:val="555555"/>
           <w:sz w:val="22"/>
         </w:rPr>
-        <w:t>(A4で、二枚。表題「衆議院議員真壁遼君提出 東日本大震災に係る原子力発電所事故に関する国の責任についての質問に対する答弁書」。冒頭に、決まり文句の「お尋ねについては、次のとおり答弁する」。遼は、立ったまま、読む。)</w:t>
+        <w:t>(A4で二枚。表題「衆議院議員真壁遼君提出 東日本大震災に係る原子力発電所事故に関する国の責任についての質問に対する答弁書」。冒頭に決まり文句の「お尋ねについては、次のとおり答弁する」。遼は立ったまま読む。)</w:t>
       </w:r>
     </w:p>
     <w:p>
@@ -2218,7 +2218,7 @@
           <w:i w:val="0"/>
           <w:sz w:val="22"/>
         </w:rPr>
-        <w:t>二について。「お尋ねの議事メモの保存状況については、当該文書が、現在、係属中の訴訟において、証拠として提出されている関係上、お答えは差し控えたい」。</w:t>
+        <w:t>二について。「お尋ねの議事メモの保存状況については、当該文書が現在、係属中の訴訟において証拠として提出されている関係上、お答えは差し控えたい」。</w:t>
       </w:r>
     </w:p>
     <w:p>
@@ -2325,7 +2325,7 @@
           <w:color w:val="555555"/>
           <w:sz w:val="22"/>
         </w:rPr>
-        <w:t>(部屋が、少し静かになる。美優が、紙の端を、指でなぞる。)</w:t>
+        <w:t>(部屋が少し静かになる。美優が紙の端を指でなぞる。)</w:t>
       </w:r>
     </w:p>
     <w:p>
@@ -2348,7 +2348,7 @@
           <w:i w:val="0"/>
           <w:sz w:val="22"/>
         </w:rPr>
-        <w:t>先生。ちょうど、三つが、「差し控える」でした。三、二、六。</w:t>
+        <w:t>先生。ちょうど三つが「差し控える」でした。三、二、六。</w:t>
       </w:r>
     </w:p>
     <w:p>
@@ -2363,7 +2363,7 @@
           <w:color w:val="555555"/>
           <w:sz w:val="22"/>
         </w:rPr>
-        <w:t>(榊が、入ってくる。手に、スマートフォン。画面に、ニュース速報。)</w:t>
+        <w:t>(榊が入ってくる。手にスマートフォン。画面にニュース速報。)</w:t>
       </w:r>
     </w:p>
     <w:p>
@@ -2386,7 +2386,7 @@
           <w:i w:val="0"/>
           <w:sz w:val="22"/>
         </w:rPr>
-        <w:t>先生。国が、本日、午前中に、最高裁に、上告受理の申立てを、いたしました。法務省の、発表です。</w:t>
+        <w:t>先生。国が本日午前中に、最高裁に上告受理の申立てをいたしました。法務省の発表です。</w:t>
       </w:r>
     </w:p>
     <w:p>
@@ -2419,7 +2419,7 @@
           <w:i w:val="0"/>
           <w:sz w:val="22"/>
         </w:rPr>
-        <w:t>閣議の、後ではなく。</w:t>
+        <w:t>閣議の後ではなく。</w:t>
       </w:r>
     </w:p>
     <w:p>
@@ -2442,7 +2442,7 @@
           <w:i w:val="0"/>
           <w:sz w:val="22"/>
         </w:rPr>
-        <w:t>前です。閣議で答弁書を決め、その決定の、数時間前に、すでに、手続きを、済ませております。……答弁書の「差し控える」は、この上告を、前提に、書かれております。</w:t>
+        <w:t>前です。閣議で答弁書を決めたその数時間前に、すでに手続きを済ませております。……答弁書の「差し控える」は、この上告を前提に書かれております。</w:t>
       </w:r>
     </w:p>
     <w:p>
@@ -2465,7 +2465,7 @@
           <w:i w:val="0"/>
           <w:sz w:val="22"/>
         </w:rPr>
-        <w:t>つまり、「係属中」の状態は、昨日までは、「高裁判決の確定を待つ期間」で、今日からは、「最高裁に上がった事件」。……国は、答弁書を出す前に、盾を、作り直した。</w:t>
+        <w:t>つまり「係属中」の状態は、昨日までは「高裁判決の確定を待つ期間」で、今日からは「最高裁に上がった事件」。……国は、答弁書を出す前に盾を作り直した。</w:t>
       </w:r>
     </w:p>
     <w:p>
@@ -2488,7 +2488,7 @@
           <w:i w:val="0"/>
           <w:sz w:val="22"/>
         </w:rPr>
-        <w:t>そのように、読めます。</w:t>
+        <w:t>そのように読めます。</w:t>
       </w:r>
     </w:p>
     <w:p>
@@ -2511,7 +2511,7 @@
           <w:i w:val="0"/>
           <w:sz w:val="22"/>
         </w:rPr>
-        <w:t>……それでも、いいんです。「差し控える」と書いてもらうために、聞いたんですから。次は、分科会で、「差し控えるとは、何ですか」と、聞きます。</w:t>
+        <w:t>……それでもいいんです。「差し控える」と書いてもらうために聞いたんですから。次は分科会で「差し控えるとは何ですか」と聞きます。</w:t>
       </w:r>
     </w:p>
     <w:p>
@@ -2541,7 +2541,7 @@
           <w:color w:val="555555"/>
           <w:sz w:val="22"/>
         </w:rPr>
-        <w:t>(3月4日(金)、午後二時二十分。衆議院第一委員室。予算委員会第二分科会。天井の高い、細長い部屋。主査席の下に、速記者。壁際に、政府側の席。法務大臣、経済産業省の政府参考人、内閣府の職員たち。委員席は半分ほど。傍聴席の最前列に、榊と、長岡、そして、遠くの席に、柚木。インターネット中継のカメラが、天井の隅で、赤い点を灯す。)</w:t>
+        <w:t>(3月4日(金)午後二時二十分。衆議院第一委員室。予算委員会第二分科会。天井の高い細長い部屋。主査席の下に速記者。壁際に政府側の席。法務大臣、経済産業省の政府参考人、内閣府の職員たち。委員席は半分ほど。傍聴席の最前列に榊と長岡、そして遠くの席に柚木。インターネット中継のカメラが天井の隅で赤い点を灯す。)</w:t>
       </w:r>
     </w:p>
     <w:p>
@@ -2588,7 +2588,7 @@
           <w:color w:val="555555"/>
           <w:sz w:val="22"/>
         </w:rPr>
-        <w:t>(立ち上がる。議員席から、質問席に進む)</w:t>
+        <w:t>(立ち上がる。議員席から質問席に進む)</w:t>
       </w:r>
       <w:r>
         <w:rPr>
@@ -2597,7 +2597,7 @@
           <w:i w:val="0"/>
           <w:sz w:val="22"/>
         </w:rPr>
-        <w:t>真壁遼です。持ち時間は、二十分と、いただいております。委員長、そして、ご出席の皆様、よろしくお願いいたします。</w:t>
+        <w:t>真壁遼です。持ち時間は二十分といただいております。委員長、そしてご出席の皆様、よろしくお願いいたします。</w:t>
       </w:r>
     </w:p>
     <w:p>
@@ -2612,7 +2612,7 @@
           <w:color w:val="555555"/>
           <w:sz w:val="22"/>
         </w:rPr>
-        <w:t>(マイクの前。遼は、紙を持たない。机の上に、答弁書と、乙第五十八号証の写し、青いクリアファイル。)</w:t>
+        <w:t>(マイクの前。遼は紙を持たない。机の上に答弁書と乙第五十八号証の写し、青いクリアファイル。)</w:t>
       </w:r>
     </w:p>
     <w:p>
@@ -2635,7 +2635,7 @@
           <w:i w:val="0"/>
           <w:sz w:val="22"/>
         </w:rPr>
-        <w:t>先月十日、東京高等裁判所は、国の規制権限不行使を、違法と認める判決を、言い渡しました。国は、それを不服として、上告しました。私は、本日、その判決の当否を、お尋ねしません。それは、最高裁判所が、決めることです。私が、お尋ねしたいのは、判決の、前のことです。</w:t>
+        <w:t>先月十日、東京高等裁判所は、国の規制権限不行使を違法と認める判決を言い渡しました。国はそれを不服として上告しました。私は本日、その判決の当否をお尋ねしません。それは最高裁判所が決めることです。私がお尋ねしたいのは、判決の前のことです。</w:t>
       </w:r>
     </w:p>
     <w:p>
@@ -2650,7 +2650,7 @@
           <w:color w:val="555555"/>
           <w:sz w:val="22"/>
         </w:rPr>
-        <w:t>(法務大臣が、わずかに、姿勢を正す。)</w:t>
+        <w:t>(法務大臣がわずかに姿勢を正す。)</w:t>
       </w:r>
     </w:p>
     <w:p>
@@ -2673,7 +2673,7 @@
           <w:i w:val="0"/>
           <w:sz w:val="22"/>
         </w:rPr>
-        <w:t>平成十九年、二〇〇七年。経済産業省の、旧・原子力安全・保安院の中で、事業者との、非公開の勉強会が、開かれました。議事メモの三ページ目、三行目に、こう書いてあります。「津波水位の試算結果、事業者側より口頭にて説明あり。数値については、非公表とする」。……この文書は、現在、法廷に、証拠として、提出されています。政府参考人にお尋ねします。この議事メモは、現在も、保存されていますか。</w:t>
+        <w:t>平成十九年、二〇〇七年。経済産業省の旧・原子力安全・保安院の中で、事業者との非公開の勉強会が開かれました。議事メモの三ページ目、三行目にこう書いてあります。「津波水位の試算結果、事業者側より口頭にて説明あり。数値については、非公表とする」。……この文書は、現在、法廷に証拠として提出されています。政府参考人にお尋ねします。この議事メモは、現在も保存されていますか。</w:t>
       </w:r>
     </w:p>
     <w:p>
@@ -2696,7 +2696,7 @@
           <w:i w:val="0"/>
           <w:sz w:val="22"/>
         </w:rPr>
-        <w:t>経済産業省、大臣官房審議官でございます。お尋ねの議事メモにつきましては、現在、係属中の訴訟において、証拠として提出されているものと承知しております。それ以上のことは、お答えを、差し控えさせていただきます。</w:t>
+        <w:t>経済産業省、大臣官房審議官でございます。お尋ねの議事メモにつきましては、現在、係属中の訴訟において証拠として提出されているものと承知しております。それ以上のことは、お答えを差し控えさせていただきます。</w:t>
       </w:r>
     </w:p>
     <w:p>
@@ -2719,7 +2719,7 @@
           <w:i w:val="0"/>
           <w:sz w:val="22"/>
         </w:rPr>
-        <w:t>ありがとうございます。「差し控えさせていただきます」。……答弁書にも、同じ言葉が、ありました。私は、その言葉の、意味を、伺いたい。「差し控える」とは、答えられない、のですか。それとも、答えない、のですか。</w:t>
+        <w:t>ありがとうございます。「差し控えさせていただきます」。……答弁書にも同じ言葉がありました。私は、その言葉の意味を伺いたい。「差し控える」とは、答えられないのですか。それとも、答えないのですか。</w:t>
       </w:r>
     </w:p>
     <w:p>
@@ -2752,7 +2752,7 @@
           <w:i w:val="0"/>
           <w:sz w:val="22"/>
         </w:rPr>
-        <w:t>「差し控える」とは、……訴訟の、当事者として、主張・立証を、法廷で行うべき事柄について、国会の場で、お答えすることを、控える、という意味でございます。</w:t>
+        <w:t>「差し控える」とは、……訴訟の当事者として、主張・立証を法廷で行うべき事柄について、国会の場でお答えすることを控える、という意味でございます。</w:t>
       </w:r>
     </w:p>
     <w:p>
@@ -2775,7 +2775,7 @@
           <w:i w:val="0"/>
           <w:sz w:val="22"/>
         </w:rPr>
-        <w:t>では、「答えられない」の、ではなく、「答えない」の、ですね。</w:t>
+        <w:t>では、「答えられない」のではなく、「答えない」のですね。</w:t>
       </w:r>
     </w:p>
     <w:p>
@@ -2798,7 +2798,7 @@
           <w:i w:val="0"/>
           <w:sz w:val="22"/>
         </w:rPr>
-        <w:t>……法務大臣から、お答えを、いただければと。</w:t>
+        <w:t>……法務大臣からお答えをいただければと。</w:t>
       </w:r>
     </w:p>
     <w:p>
@@ -2821,7 +2821,7 @@
           <w:i w:val="0"/>
           <w:sz w:val="22"/>
         </w:rPr>
-        <w:t>法務大臣です。真壁委員の、ご質問にお答えします。「差し控える」とは、法律上、答弁義務が、ない、という意味では、ございません。ただ、訴訟の、適正な進行を、妨げることが、ないように、との、配慮に基づくものでございます。</w:t>
+        <w:t>法務大臣です。真壁委員のご質問にお答えします。「差し控える」とは、法律上、答弁義務がないという意味ではございません。ただ、訴訟の適正な進行を妨げることがないようにとの配慮に基づくものでございます。</w:t>
       </w:r>
     </w:p>
     <w:p>
@@ -2844,7 +2844,7 @@
           <w:i w:val="0"/>
           <w:sz w:val="22"/>
         </w:rPr>
-        <w:t>大臣、ありがとうございます。今の、お言葉を、確認させてください。「答える義務は、ある。ただ、配慮により、答えない」。そう、理解して、よろしいですか。</w:t>
+        <w:t>大臣、ありがとうございます。今のお言葉を確認させてください。「答える義務はある。ただ、配慮により答えない」。そう理解してよろしいですか。</w:t>
       </w:r>
     </w:p>
     <w:p>
@@ -2867,7 +2867,7 @@
           <w:i w:val="0"/>
           <w:sz w:val="22"/>
         </w:rPr>
-        <w:t>……「義務が、ない、わけではない」と、理解、いただければ、結構でございます。</w:t>
+        <w:t>……「義務がないわけではない」と理解いただければ結構でございます。</w:t>
       </w:r>
     </w:p>
     <w:p>
@@ -2890,7 +2890,7 @@
           <w:i w:val="0"/>
           <w:sz w:val="22"/>
         </w:rPr>
-        <w:t>ありがとうございます。(間)では、お尋ねを、変えます。係属中の訴訟の、内容では、ありません。国の、行政の、過去の、事実について、です。</w:t>
+        <w:t>ありがとうございます。(間)では、お尋ねを変えます。係属中の訴訟の内容ではありません。国の行政の過去の事実についてです。</w:t>
       </w:r>
     </w:p>
     <w:p>
@@ -2905,7 +2905,7 @@
           <w:color w:val="555555"/>
           <w:sz w:val="22"/>
         </w:rPr>
-        <w:t>(遼が、クリアファイルから、三枚の写しを、取り出す。傍聴席の最前列、柚木が、手帳に、一行、書く。)</w:t>
+        <w:t>(遼がクリアファイルから三枚の写しを取り出す。傍聴席の最前列で、柚木が手帳に一行書く。)</w:t>
       </w:r>
     </w:p>
     <w:p>
@@ -2928,7 +2928,7 @@
           <w:i w:val="0"/>
           <w:sz w:val="22"/>
         </w:rPr>
-        <w:t>平成二十年、二〇〇八年の三月。奥浜電力の、土木調査グループは、原子力発電所の、敷地の南側で、津波の最大水位が、十四・二メートルに、達する、という試算を、行いました。主要建屋の、敷地高は、十メートルです。四メートル、以上の、浸水。……この試算が、社内で、役員に報告されると、「当面、保留。学会に諮り、検討」と、手書きで、突き返されました。この一連の事実は、元電力技術者の、証人尋問で、法廷において、すでに、明らかにされています。</w:t>
+        <w:t>平成二十年、二〇〇八年の三月。奥浜電力の土木調査グループは、原子力発電所の敷地の南側で、津波の最大水位が十四・二メートルに達するという試算を行いました。主要建屋の敷地高は十メートルです。四メートル以上の浸水。……この試算が社内で役員に報告されると、「当面、保留。学会に諮り、検討」と手書きで突き返されました。この一連の事実は、元電力技術者の証人尋問で、法廷においてすでに明らかにされています。</w:t>
       </w:r>
     </w:p>
     <w:p>
@@ -2943,7 +2943,7 @@
           <w:color w:val="555555"/>
           <w:sz w:val="22"/>
         </w:rPr>
-        <w:t>(会場が、静かになる。)</w:t>
+        <w:t>(会場が静かになる。)</w:t>
       </w:r>
     </w:p>
     <w:p>
@@ -2966,7 +2966,7 @@
           <w:i w:val="0"/>
           <w:sz w:val="22"/>
         </w:rPr>
-        <w:t>私は、ここで、伺います。政府は、この十四・二メートルという数字を、二〇〇八年から、二〇一一年三月までの、三年間に、知る機会が、ありましたか。ありましたか、なかったですか。事実としての、イエスか、ノーか。</w:t>
+        <w:t>私はここで伺います。政府は、この十四・二メートルという数字を、二〇〇八年から二〇一一年三月までの三年間に知る機会がありましたか。ありましたか、なかったですか。事実としてのイエスか、ノーか。</w:t>
       </w:r>
     </w:p>
     <w:p>
@@ -2989,7 +2989,7 @@
           <w:i w:val="0"/>
           <w:sz w:val="22"/>
         </w:rPr>
-        <w:t>……経済産業省といたしましては、当時の担当者が、数値を、承知していたか否かについては、……確認ができておりません。</w:t>
+        <w:t>……経済産業省といたしましては、当時の担当者が数値を承知していたか否かについては、……確認ができておりません。</w:t>
       </w:r>
     </w:p>
     <w:p>
@@ -3012,7 +3012,7 @@
           <w:i w:val="0"/>
           <w:sz w:val="22"/>
         </w:rPr>
-        <w:t>確認が、できていない、と。調査は、されましたか。</w:t>
+        <w:t>確認ができていないと。調査はされましたか。</w:t>
       </w:r>
     </w:p>
     <w:p>
@@ -3035,7 +3035,7 @@
           <w:i w:val="0"/>
           <w:sz w:val="22"/>
         </w:rPr>
-        <w:t>本件の訴訟を受けまして、……関係部局において、可能な範囲で、確認を、行っております。</w:t>
+        <w:t>本件の訴訟を受けまして、……関係部局において、可能な範囲で確認を行っております。</w:t>
       </w:r>
     </w:p>
     <w:p>
@@ -3081,7 +3081,7 @@
           <w:i w:val="0"/>
           <w:sz w:val="22"/>
         </w:rPr>
-        <w:t>……お答えは、差し控えさせていただきます。</w:t>
+        <w:t>……お答えは差し控えさせていただきます。</w:t>
       </w:r>
     </w:p>
     <w:p>
@@ -3096,7 +3096,7 @@
           <w:color w:val="555555"/>
           <w:sz w:val="22"/>
         </w:rPr>
-        <w:t>(遼が、一度、目を閉じる。それから、静かに、目を開ける。)</w:t>
+        <w:t>(遼が一度目を閉じる。それから静かに目を開ける。)</w:t>
       </w:r>
     </w:p>
     <w:p>
@@ -3119,7 +3119,7 @@
           <w:i w:val="0"/>
           <w:sz w:val="22"/>
         </w:rPr>
-        <w:t>審議官。今の、三つの答えの、中に、「イエス」も、「ノー」も、ありませんでした。「確認ができていない」「確認を行っている」「差し控える」。……それでも、私は、感謝いたします。国が、この件に、「何をしていないか」が、議事録に、残りました。</w:t>
+        <w:t>審議官。今の三つの答えの中に「イエス」も「ノー」もありませんでした。「確認ができていない」「確認を行っている」「差し控える」。……それでも、私は感謝いたします。国がこの件に「何をしていないか」が議事録に残りました。</w:t>
       </w:r>
     </w:p>
     <w:p>
@@ -3142,7 +3142,7 @@
           <w:i w:val="0"/>
           <w:sz w:val="22"/>
         </w:rPr>
-        <w:t>真壁君、残り、四分です。</w:t>
+        <w:t>真壁君、残り四分です。</w:t>
       </w:r>
     </w:p>
     <w:p>
@@ -3165,7 +3165,7 @@
           <w:i w:val="0"/>
           <w:sz w:val="22"/>
         </w:rPr>
-        <w:t>はい。(深く息を吸う)主査、委員長、そして、大臣。最後に、一つだけ、条文を、読ませてください。</w:t>
+        <w:t>はい。(深く息を吸う)主査、委員長、そして大臣。最後に一つだけ、条文を読ませてください。</w:t>
       </w:r>
     </w:p>
     <w:p>
@@ -3180,7 +3180,7 @@
           <w:color w:val="555555"/>
           <w:sz w:val="22"/>
         </w:rPr>
-        <w:t>(遼が、手元の紙を伏せる。暗記している声で、一語ずつ、置いていくように。)</w:t>
+        <w:t>(遼が手元の紙を伏せる。暗記している声で、一語ずつ置いていくように。)</w:t>
       </w:r>
     </w:p>
     <w:p>
@@ -3218,7 +3218,7 @@
           <w:color w:val="555555"/>
           <w:sz w:val="22"/>
         </w:rPr>
-        <w:t>(速記者の手が、止まる。傍聴席の、榊が、わずかに、顔を上げる。)</w:t>
+        <w:t>(速記者の手が止まる。傍聴席の榊がわずかに顔を上げる。)</w:t>
       </w:r>
     </w:p>
     <w:p>
@@ -3241,7 +3241,7 @@
           <w:i w:val="0"/>
           <w:sz w:val="22"/>
         </w:rPr>
-        <w:t>この条文には、「国が、責任を負うかどうか、国が、判断する」と、書かれていません。「何人も」。誰でも、です。電力の、社員でも、漁師でも、避難した、八十代の、おばあさんでも。そして、「国に、その賠償を求めることができる」。求める権利が、憲法に、書いてあります。……その権利を、どう実現するかは、「法律の定めるところにより」、すなわち、国会が、作る、法律に、委ねられています。</w:t>
+        <w:t>この条文には、「国が責任を負うかどうかは国が判断する」と書かれていません。「何人も」。誰でも、です。電力の社員でも漁師でも、避難した八十代のおばあさんでも。そして「国に、その賠償を求めることができる」。求める権利が憲法に書いてあります。……その権利をどう実現するかは、「法律の定めるところにより」、すなわち国会が作る法律に委ねられています。</w:t>
       </w:r>
     </w:p>
     <w:p>
@@ -3264,7 +3264,7 @@
           <w:i w:val="0"/>
           <w:sz w:val="22"/>
         </w:rPr>
-        <w:t>裁判所は、昨日まで、その権利が、あると、言ってくれました。一審は、なかった、と言い、高裁は、あった、と言い。最高裁は、まだ、分かりません。ただ、国会は、その結果を、待つだけの場所でしょうか。国会は、国が、何を、していたか、していなかったか、知る、権利と、責任が、あります。三権分立とは、国会が裁判所の仕事を奪うことでは、ありません。国会が、行政に、聞く、ということです。</w:t>
+        <w:t>裁判所は、昨日まで、その権利があると言ってくれました。一審はなかったと言い、高裁はあったと言い。最高裁はまだ分かりません。ただ、国会は、その結果を待つだけの場所でしょうか。国会には、国が何をしていたか、していなかったかを知る権利と責任があります。三権分立とは、国会が裁判所の仕事を奪うことではありません。国会が行政に聞く、ということです。</w:t>
       </w:r>
     </w:p>
     <w:p>
@@ -3310,7 +3310,7 @@
           <w:i w:val="0"/>
           <w:sz w:val="22"/>
         </w:rPr>
-        <w:t>以上で、質問を、終わります。大臣、審議官。お答えを、「差し控える」を、一度、考え直して、いただくことを、お願いします。</w:t>
+        <w:t>以上で質問を終わります。大臣、審議官。お答えを「差し控える」ことを、一度考え直していただくようお願いします。</w:t>
       </w:r>
     </w:p>
     <w:p>
@@ -3325,7 +3325,7 @@
           <w:color w:val="555555"/>
           <w:sz w:val="22"/>
         </w:rPr>
-        <w:t>(遼は、席に、戻る。傍聴席の、最前列。榊が、無言で、頭を下げる。美優が、膝の上で、拳を、握りしめている。遼は、小さく、息を吐く。足が、少しだけ、震えている。)</w:t>
+        <w:t>(遼は席に戻る。傍聴席の最前列で、榊が無言で頭を下げる。美優が膝の上で拳を握りしめている。遼は小さく息を吐く。足が少しだけ震えている。)</w:t>
       </w:r>
     </w:p>
     <w:p>
@@ -3355,7 +3355,7 @@
           <w:color w:val="555555"/>
           <w:sz w:val="22"/>
         </w:rPr>
-        <w:t>(3月4日(金)、午後8時。桐生法律事務所。応接室の壁際に、茜のノートパソコン。画面に、衆議院インターネット審議中継の、録画。会議机の周りに、三浦、茜、大城、翔太、女将。鉄瓶から、湯気。ほうじ茶の香り。翔太は、作業着のまま。実習先の整備工場から、そのまま来た。)</w:t>
+        <w:t>(3月4日(金)午後8時。桐生法律事務所。応接室の壁際に茜のノートパソコン。画面に衆議院インターネット審議中継の録画。会議机の周りに三浦、茜、大城、翔太、女将。鉄瓶から湯気。ほうじ茶の香り。翔太は作業着のまま。実習先の整備工場からそのまま来た。)</w:t>
       </w:r>
     </w:p>
     <w:p>
@@ -3378,7 +3378,7 @@
           <w:i w:val="0"/>
           <w:sz w:val="22"/>
         </w:rPr>
-        <w:t>真壁さんが、「十七条」を、読むところ。もう一度、見ます?</w:t>
+        <w:t>真壁さんが「十七条」を読むところ。もう一度見ます?</w:t>
       </w:r>
     </w:p>
     <w:p>
@@ -3416,7 +3416,7 @@
           <w:color w:val="555555"/>
           <w:sz w:val="22"/>
         </w:rPr>
-        <w:t>(茜が、画面の、シークバーを、動かす。画面の中の遼が、紙を、伏せる。暗記した、声。)</w:t>
+        <w:t>(茜が画面のシークバーを動かす。画面の中の遼が紙を伏せる。暗記した声。)</w:t>
       </w:r>
     </w:p>
     <w:p>
@@ -3445,7 +3445,7 @@
           <w:color w:val="555555"/>
           <w:sz w:val="22"/>
         </w:rPr>
-        <w:t>(部屋が、静か。鉄瓶の、湯の音。)</w:t>
+        <w:t>(部屋が静か。鉄瓶の湯の音。)</w:t>
       </w:r>
     </w:p>
     <w:p>
@@ -3491,7 +3491,7 @@
           <w:i w:val="0"/>
           <w:sz w:val="22"/>
         </w:rPr>
-        <w:t>大臣が、「義務が、ないわけではない」と、言いました。つまり、「あるけれど、行使しない」。この言葉は、上告審でも、使えます。</w:t>
+        <w:t>大臣が「義務がないわけではない」と言いました。つまり「あるけれど行使しない」。この言葉は上告審でも使えます。</w:t>
       </w:r>
     </w:p>
     <w:p>
@@ -3544,7 +3544,7 @@
           <w:color w:val="555555"/>
           <w:sz w:val="22"/>
         </w:rPr>
-        <w:t>(茜が、画面を、止める。三浦が、受話器を、スピーカーにする。)</w:t>
+        <w:t>(茜が画面を止める。三浦が受話器をスピーカーにする。)</w:t>
       </w:r>
     </w:p>
     <w:p>
@@ -3577,7 +3577,7 @@
           <w:i w:val="0"/>
           <w:sz w:val="22"/>
         </w:rPr>
-        <w:t>夜分、すみません。……あの、中継を、見ました。</w:t>
+        <w:t>夜分、すみません。……あの、中継を見ました。</w:t>
       </w:r>
     </w:p>
     <w:p>
@@ -3600,7 +3600,7 @@
           <w:i w:val="0"/>
           <w:sz w:val="22"/>
         </w:rPr>
-        <w:t>潮田さん、ご覧に、なったんですか。</w:t>
+        <w:t>潮田さん、ご覧になったんですか。</w:t>
       </w:r>
     </w:p>
     <w:p>
@@ -3623,7 +3623,7 @@
           <w:i w:val="0"/>
           <w:sz w:val="22"/>
         </w:rPr>
-        <w:t>ええ。インターネットで。(間)……真壁先生は、私の名前を、出しませんでした。</w:t>
+        <w:t>ええ。インターネットで。(間)……真壁先生は、私の名前を出しませんでした。</w:t>
       </w:r>
     </w:p>
     <w:p>
@@ -3646,7 +3646,7 @@
           <w:i w:val="0"/>
           <w:sz w:val="22"/>
         </w:rPr>
-        <w:t>はい。「元電力技術者の、証人尋問で、すでに、明らかにされた事実」と、だけ。</w:t>
+        <w:t>はい。「元電力技術者の証人尋問ですでに明らかにされた事実」とだけ。</w:t>
       </w:r>
     </w:p>
     <w:p>
@@ -3669,7 +3669,7 @@
           <w:i w:val="0"/>
           <w:sz w:val="22"/>
         </w:rPr>
-        <w:t>ありがとうございました。……最後の、十七条の、ところが、胸に、きました。</w:t>
+        <w:t>ありがとうございました。……最後の十七条のところが、胸にきました。</w:t>
       </w:r>
     </w:p>
     <w:p>
@@ -3692,7 +3692,7 @@
           <w:i w:val="0"/>
           <w:sz w:val="22"/>
         </w:rPr>
-        <w:t>十二年前の、あの紙は、「保留」と、手書きされて、終わるはずの、紙でした。今日、国会の、議事録に、残る。……それだけで、十二年分の、何かが、少し、軽くなりました。</w:t>
+        <w:t>十二年前のあの紙は、「保留」と手書きされて終わるはずの紙でした。今日、国会の議事録に残る。……それだけで、十二年分の何かが少し軽くなりました。</w:t>
       </w:r>
     </w:p>
     <w:p>
@@ -3730,7 +3730,7 @@
           <w:color w:val="555555"/>
           <w:sz w:val="22"/>
         </w:rPr>
-        <w:t>(電話が切れる。翔太が、ゆっくり、立ち上がる。)</w:t>
+        <w:t>(電話が切れる。翔太がゆっくり立ち上がる。)</w:t>
       </w:r>
     </w:p>
     <w:p>
@@ -3753,7 +3753,7 @@
           <w:i w:val="0"/>
           <w:sz w:val="22"/>
         </w:rPr>
-        <w:t>おれ、父ちゃんに、言いたいっす。国が、悪いって、判決、出たよって。</w:t>
+        <w:t>おれ、父ちゃんに言いたいっす。国が悪いって判決出たよって。</w:t>
       </w:r>
     </w:p>
     <w:p>
@@ -3786,7 +3786,7 @@
           <w:i w:val="0"/>
           <w:sz w:val="22"/>
         </w:rPr>
-        <w:t>それは、仏壇の前で、毎日、言ってるよ。</w:t>
+        <w:t>それは仏壇の前で毎日言ってるよ。</w:t>
       </w:r>
     </w:p>
     <w:p>
@@ -3801,7 +3801,7 @@
           <w:color w:val="555555"/>
           <w:sz w:val="22"/>
         </w:rPr>
-        <w:t>(戸口に、和代が、立っている。コートの肩に、夜気。)</w:t>
+        <w:t>(戸口に和代が立っている。コートの肩に夜気。)</w:t>
       </w:r>
     </w:p>
     <w:p>
@@ -3824,7 +3824,7 @@
           <w:i w:val="0"/>
           <w:sz w:val="22"/>
         </w:rPr>
-        <w:t>ごめんね、遅くなって。……見たかったんだけど、パートが、長引いて。</w:t>
+        <w:t>ごめんね、遅くなって。……見たかったんだけど、パートが長引いて。</w:t>
       </w:r>
     </w:p>
     <w:p>
@@ -3847,7 +3847,7 @@
           <w:i w:val="0"/>
           <w:sz w:val="22"/>
         </w:rPr>
-        <w:t>母ちゃん、今、見るか。</w:t>
+        <w:t>母ちゃん、今見るか。</w:t>
       </w:r>
     </w:p>
     <w:p>
@@ -3885,7 +3885,7 @@
           <w:color w:val="555555"/>
           <w:sz w:val="22"/>
         </w:rPr>
-        <w:t>(茜が、シークバーを、動かす。画面の中の遼が、また、紙を、伏せる。部屋の、全員が、息を、止める。)</w:t>
+        <w:t>(茜がシークバーを動かす。画面の中の遼がまた紙を伏せる。部屋の全員が息を止める。)</w:t>
       </w:r>
     </w:p>
     <w:p>
@@ -3915,7 +3915,7 @@
           <w:color w:val="555555"/>
           <w:sz w:val="22"/>
         </w:rPr>
-        <w:t>(3月8日(火)、午後四時。世田谷の古い家。二階の和室に、介護用のベッド。痩せた功が、背を起こして、答弁書の写しを、膝に載せている。台所から、澄子が、盆を持って上がってくる。)</w:t>
+        <w:t>(3月8日(火)午後四時。世田谷の古い家。二階の和室に介護用のベッド。痩せた功が背を起こして、答弁書の写しを膝に載せている。台所から澄子が盆を持って上がってくる。)</w:t>
       </w:r>
     </w:p>
     <w:p>
@@ -3938,7 +3938,7 @@
           <w:i w:val="0"/>
           <w:sz w:val="22"/>
         </w:rPr>
-        <w:t>遼。いらっしゃい。お父さん、あなたの質問、インターネットで見ていたのよ。私が、操作して。</w:t>
+        <w:t>遼。いらっしゃい。お父さん、あなたの質問、インターネットで見ていたのよ。私が操作して。</w:t>
       </w:r>
     </w:p>
     <w:p>
@@ -4009,7 +4009,7 @@
           <w:color w:val="555555"/>
           <w:sz w:val="22"/>
         </w:rPr>
-        <w:t>(遼は、正座のまま、頭を下げる。功が、しばらく、答弁書の二枚目を、見ている。)</w:t>
+        <w:t>(遼は正座のまま頭を下げる。功がしばらく答弁書の二枚目を見ている。)</w:t>
       </w:r>
     </w:p>
     <w:p>
@@ -4032,7 +4032,7 @@
           <w:i w:val="0"/>
           <w:sz w:val="22"/>
         </w:rPr>
-        <w:t>「お答えは差し控えたい」。……私が、党の部会長だった頃、この言葉を、何度、役人に書かせたか。</w:t>
+        <w:t>「お答えは差し控えたい」。……私が党の部会長だった頃、この言葉を何度、役人に書かせたか。</w:t>
       </w:r>
     </w:p>
     <w:p>
@@ -4055,7 +4055,7 @@
           <w:i w:val="0"/>
           <w:sz w:val="22"/>
         </w:rPr>
-        <w:t>書かせる側、だったんですね。</w:t>
+        <w:t>書かせる側だったんですね。</w:t>
       </w:r>
     </w:p>
     <w:p>
@@ -4078,7 +4078,7 @@
           <w:i w:val="0"/>
           <w:sz w:val="22"/>
         </w:rPr>
-        <w:t>書かせる側は、楽だ。役人が、傷つく。それで、「差し控える」が、出てくる。</w:t>
+        <w:t>書かせる側は楽だ。役人が傷つく。それで「差し控える」が出てくる。</w:t>
       </w:r>
     </w:p>
     <w:p>
@@ -4101,7 +4101,7 @@
           <w:i w:val="0"/>
           <w:sz w:val="22"/>
         </w:rPr>
-        <w:t>僕は、役人を、傷つけましたか。</w:t>
+        <w:t>僕は、役人を傷つけましたか。</w:t>
       </w:r>
     </w:p>
     <w:p>
@@ -4124,7 +4124,7 @@
           <w:i w:val="0"/>
           <w:sz w:val="22"/>
         </w:rPr>
-        <w:t>傷ついては、いない。……三つ目の問いは、余計だった。答える側に、逃げ道を、与えた。</w:t>
+        <w:t>傷ついてはいない。……三つ目の問いは余計だった。答える側に逃げ道を与えた。</w:t>
       </w:r>
     </w:p>
     <w:p>
@@ -4147,7 +4147,7 @@
           <w:i w:val="0"/>
           <w:sz w:val="22"/>
         </w:rPr>
-        <w:t>「知り得たか」ですね。長岡さんにも、言われました。</w:t>
+        <w:t>「知り得たか」ですね。長岡さんにも言われました。</w:t>
       </w:r>
     </w:p>
     <w:p>
@@ -4180,7 +4180,7 @@
           <w:i w:val="0"/>
           <w:sz w:val="22"/>
         </w:rPr>
-        <w:t>ただ、十七条は、よかった。あれは、読んだ人間の声が、出る。</w:t>
+        <w:t>ただ、十七条はよかった。あれは、読んだ人間の声が出る。</w:t>
       </w:r>
     </w:p>
     <w:p>
@@ -4195,7 +4195,7 @@
           <w:color w:val="555555"/>
           <w:sz w:val="22"/>
         </w:rPr>
-        <w:t>(遼は、湯呑みに手を伸ばさない。澄子が、そっと、遼の前に、湯呑みを寄せる。)</w:t>
+        <w:t>(遼は湯呑みに手を伸ばさない。澄子がそっと遼の前に湯呑みを寄せる。)</w:t>
       </w:r>
     </w:p>
     <w:p>
@@ -4218,7 +4218,7 @@
           <w:i w:val="0"/>
           <w:sz w:val="22"/>
         </w:rPr>
-        <w:t>「国の部分は、私の仕事だ」と、言った。……あれは、まだ、終わっていない。</w:t>
+        <w:t>「国の部分は私の仕事だ」と言った。……あれは、まだ終わっていない。</w:t>
       </w:r>
     </w:p>
     <w:p>
@@ -4264,7 +4264,7 @@
           <w:i w:val="0"/>
           <w:sz w:val="22"/>
         </w:rPr>
-        <w:t>一杯だけ、と言ったが。……もう一杯、もらえるか。</w:t>
+        <w:t>一杯だけと言ったが。……もう一杯、もらえるか。</w:t>
       </w:r>
     </w:p>
     <w:p>
@@ -4279,7 +4279,7 @@
           <w:color w:val="555555"/>
           <w:sz w:val="22"/>
         </w:rPr>
-        <w:t>(澄子が、鉄瓶の代わりの、小さなやかんから、湯を注ぐ。窓の外で、夕方の鳩が、鳴いている。)</w:t>
+        <w:t>(澄子が鉄瓶の代わりの小さなやかんから湯を注ぐ。窓の外で夕方の鳩が鳴いている。)</w:t>
       </w:r>
     </w:p>
     <w:p>
@@ -4309,7 +4309,7 @@
           <w:color w:val="555555"/>
           <w:sz w:val="22"/>
         </w:rPr>
-        <w:t>(3月10日(木)、午後九時。汐見市立病院、四人部屋の窓際。酸素の機械が、規則的に鳴る。遠藤が、ベッドで、半身を起こしている。大城と、翔太が、丸椅子に座り、遼は、立ったまま、コートを手に持っている。)</w:t>
+        <w:t>(3月10日(木)午後九時。汐見市立病院、四人部屋の窓際。酸素の機械が規則的に鳴る。遠藤がベッドで半身を起こしている。大城と翔太が丸椅子に座り、遼は立ったままコートを手に持っている。)</w:t>
       </w:r>
     </w:p>
     <w:p>
@@ -4355,7 +4355,7 @@
           <w:i w:val="0"/>
           <w:sz w:val="22"/>
         </w:rPr>
-        <w:t>ご覧に、なったんですか。携帯で。</w:t>
+        <w:t>ご覧になったんですか。携帯で。</w:t>
       </w:r>
     </w:p>
     <w:p>
@@ -4378,7 +4378,7 @@
           <w:i w:val="0"/>
           <w:sz w:val="22"/>
         </w:rPr>
-        <w:t>翔太に、見せてもらった。……「差し控える」って、あれ、役人の言葉で、「おっかねえ」って、ことだべ。</w:t>
+        <w:t>翔太に見せてもらった。……「差し控える」って、あれ、役人の言葉で「おっかねえ」ってことだべ。</w:t>
       </w:r>
     </w:p>
     <w:p>
@@ -4424,7 +4424,7 @@
           <w:i w:val="0"/>
           <w:sz w:val="22"/>
         </w:rPr>
-        <w:t>「何人も」は、うまかった。おら、何人にも、入っとんだな。(ゆっくり、息をする)……最高裁、いつごろだべか。</w:t>
+        <w:t>「何人も」はうまかった。おら、何人にも入っとんだな。(ゆっくり息をする)……最高裁、いつごろだべか。</w:t>
       </w:r>
     </w:p>
     <w:p>
@@ -4447,7 +4447,7 @@
           <w:i w:val="0"/>
           <w:sz w:val="22"/>
         </w:rPr>
-        <w:t>夏までには。六月か、七月。</w:t>
+        <w:t>夏までには。六月か七月。</w:t>
       </w:r>
     </w:p>
     <w:p>
@@ -4470,7 +4470,7 @@
           <w:i w:val="0"/>
           <w:sz w:val="22"/>
         </w:rPr>
-        <w:t>夏か。……んだな。春は、越えねえと、いけねえ。(笑う)桜も、見てえし。</w:t>
+        <w:t>夏か。……んだな。春は越えねえといけねえ。(笑う)桜も見てえし。</w:t>
       </w:r>
     </w:p>
     <w:p>
@@ -4516,7 +4516,7 @@
           <w:i w:val="0"/>
           <w:sz w:val="22"/>
         </w:rPr>
-        <w:t>先生。おら、あした、波戸に、行けねえかもしれねえ。十一年目の、慰霊祭だ。</w:t>
+        <w:t>先生。おら、あした波戸に行けねえかもしれねえ。十一年目の慰霊祭だ。</w:t>
       </w:r>
     </w:p>
     <w:p>
@@ -4562,7 +4562,7 @@
           <w:i w:val="0"/>
           <w:sz w:val="22"/>
         </w:rPr>
-        <w:t>その代わりに、先生が、おらの分も、見てきてくれ。……ええか。</w:t>
+        <w:t>その代わりに、先生がおらの分も見てきてくれ。……ええか。</w:t>
       </w:r>
     </w:p>
     <w:p>
@@ -4600,7 +4600,7 @@
           <w:color w:val="555555"/>
           <w:sz w:val="22"/>
         </w:rPr>
-        <w:t>(翔太が、遠藤の手を、そっと握る。窓の外、遠く、海の方角に、小さな灯りが、一つ、揺れている。)</w:t>
+        <w:t>(翔太が遠藤の手をそっと握る。窓の外、遠く海の方角に、小さな灯りが一つ揺れている。)</w:t>
       </w:r>
     </w:p>
     <w:p>
@@ -4615,7 +4615,7 @@
           <w:color w:val="555555"/>
           <w:sz w:val="22"/>
         </w:rPr>
-        <w:t>(翌三月十一日、午後二時四十六分。波戸の浜。サイレンが、一度、長く鳴る。遼は、目を閉じる。「差し控える」という、五文字の紙を、胸の内側のポケットに入れたまま。)</w:t>
+        <w:t>(翌三月十一日、午後二時四十六分。波戸の浜。サイレンが一度、長く鳴る。遼は目を閉じる。「差し控える」という五文字の紙を、胸の内側のポケットに入れたまま。)</w:t>
       </w:r>
     </w:p>
     <w:p>
